--- a/demo/fictional/F09/F09.docx
+++ b/demo/fictional/F09/F09.docx
@@ -1243,7 +1243,7 @@
           <w:sz w:val="13"/>
           <w:szCs w:val="13"/>
         </w:rPr>
-        <w:t xml:space="preserve">Page 1</w:t>
+        <w:t xml:space="preserve">Scan page 1</w:t>
       </w:r>
     </w:p>
     <w:p>
@@ -2058,7 +2058,7 @@
           <w:sz w:val="13"/>
           <w:szCs w:val="13"/>
         </w:rPr>
-        <w:t xml:space="preserve">Page 2</w:t>
+        <w:t xml:space="preserve">Scan page 2</w:t>
       </w:r>
     </w:p>
     <w:p>
@@ -6683,7 +6683,7 @@
           <w:sz w:val="13"/>
           <w:szCs w:val="13"/>
         </w:rPr>
-        <w:t xml:space="preserve">Page 3</w:t>
+        <w:t xml:space="preserve">Scan page 3</w:t>
       </w:r>
     </w:p>
     <w:p>
@@ -7936,7 +7936,7 @@
           <w:sz w:val="13"/>
           <w:szCs w:val="13"/>
         </w:rPr>
-        <w:t xml:space="preserve">Page 4</w:t>
+        <w:t xml:space="preserve">Scan page 4</w:t>
       </w:r>
     </w:p>
     <w:p>
@@ -9571,7 +9571,7 @@
           <w:sz w:val="13"/>
           <w:szCs w:val="13"/>
         </w:rPr>
-        <w:t xml:space="preserve">Page 5</w:t>
+        <w:t xml:space="preserve">Scan page 5</w:t>
       </w:r>
     </w:p>
     <w:p>
@@ -9967,7 +9967,7 @@
           <w:sz w:val="13"/>
           <w:szCs w:val="13"/>
         </w:rPr>
-        <w:t xml:space="preserve">Page 6</w:t>
+        <w:t xml:space="preserve">Scan page 6</w:t>
       </w:r>
     </w:p>
     <w:p>
@@ -10444,7 +10444,7 @@
           <w:sz w:val="13"/>
           <w:szCs w:val="13"/>
         </w:rPr>
-        <w:t xml:space="preserve">Page 7</w:t>
+        <w:t xml:space="preserve">Scan page 7</w:t>
       </w:r>
     </w:p>
     <w:p>
@@ -10972,7 +10972,7 @@
           <w:sz w:val="13"/>
           <w:szCs w:val="13"/>
         </w:rPr>
-        <w:t xml:space="preserve">Page 8</w:t>
+        <w:t xml:space="preserve">Scan page 8</w:t>
       </w:r>
     </w:p>
     <w:p>
@@ -11613,7 +11613,7 @@
           <w:sz w:val="13"/>
           <w:szCs w:val="13"/>
         </w:rPr>
-        <w:t xml:space="preserve">Page 9</w:t>
+        <w:t xml:space="preserve">Scan page 9</w:t>
       </w:r>
     </w:p>
     <w:p>
@@ -12186,7 +12186,7 @@
           <w:sz w:val="13"/>
           <w:szCs w:val="13"/>
         </w:rPr>
-        <w:t xml:space="preserve">Page 10</w:t>
+        <w:t xml:space="preserve">Scan page 10</w:t>
       </w:r>
     </w:p>
     <w:p>
@@ -12529,7 +12529,7 @@
           <w:sz w:val="13"/>
           <w:szCs w:val="13"/>
         </w:rPr>
-        <w:t xml:space="preserve">Page 11</w:t>
+        <w:t xml:space="preserve">Scan page 11</w:t>
       </w:r>
     </w:p>
     <w:p>
